--- a/_manuscript/index.docx
+++ b/_manuscript/index.docx
@@ -3271,7 +3271,7 @@
               <w:jc w:val="center"/>
             </w:pPr>
             <w:r>
-              <w:t xml:space="preserve">(0.088)</w:t>
+              <w:t xml:space="preserve">(0.108)</w:t>
             </w:r>
           </w:p>
         </w:tc>
@@ -3295,7 +3295,7 @@
               <w:jc w:val="center"/>
             </w:pPr>
             <w:r>
-              <w:t xml:space="preserve">(0.084)</w:t>
+              <w:t xml:space="preserve">(0.103)</w:t>
             </w:r>
           </w:p>
         </w:tc>
@@ -3391,7 +3391,7 @@
               <w:jc w:val="center"/>
             </w:pPr>
             <w:r>
-              <w:t xml:space="preserve">(0.027)</w:t>
+              <w:t xml:space="preserve">(0.025)</w:t>
             </w:r>
           </w:p>
         </w:tc>
@@ -3511,7 +3511,7 @@
               <w:jc w:val="center"/>
             </w:pPr>
             <w:r>
-              <w:t xml:space="preserve">(0.037)</w:t>
+              <w:t xml:space="preserve">(0.040)</w:t>
             </w:r>
           </w:p>
         </w:tc>
@@ -3535,7 +3535,7 @@
               <w:jc w:val="center"/>
             </w:pPr>
             <w:r>
-              <w:t xml:space="preserve">(0.036)</w:t>
+              <w:t xml:space="preserve">(0.038)</w:t>
             </w:r>
           </w:p>
         </w:tc>
@@ -3631,18 +3631,6 @@
               <w:jc w:val="center"/>
             </w:pPr>
             <w:r>
-              <w:t xml:space="preserve">(0.168)</w:t>
-            </w:r>
-          </w:p>
-        </w:tc>
-        <w:tc>
-          <w:tcPr/>
-          <w:p>
-            <w:pPr>
-              <w:pStyle w:val="Compact"/>
-              <w:jc w:val="center"/>
-            </w:pPr>
-            <w:r>
               <w:t xml:space="preserve">(0.159)</w:t>
             </w:r>
           </w:p>
@@ -3655,7 +3643,19 @@
               <w:jc w:val="center"/>
             </w:pPr>
             <w:r>
-              <w:t xml:space="preserve">(0.152)</w:t>
+              <w:t xml:space="preserve">(0.159)</w:t>
+            </w:r>
+          </w:p>
+        </w:tc>
+        <w:tc>
+          <w:tcPr/>
+          <w:p>
+            <w:pPr>
+              <w:pStyle w:val="Compact"/>
+              <w:jc w:val="center"/>
+            </w:pPr>
+            <w:r>
+              <w:t xml:space="preserve">(0.151)</w:t>
             </w:r>
           </w:p>
         </w:tc>
@@ -3693,7 +3693,7 @@
               <w:jc w:val="center"/>
             </w:pPr>
             <w:r>
-              <w:t xml:space="preserve">0.014*</w:t>
+              <w:t xml:space="preserve">0.014**</w:t>
             </w:r>
           </w:p>
         </w:tc>
@@ -3717,7 +3717,7 @@
               <w:jc w:val="center"/>
             </w:pPr>
             <w:r>
-              <w:t xml:space="preserve">0.017**</w:t>
+              <w:t xml:space="preserve">0.017***</w:t>
             </w:r>
           </w:p>
         </w:tc>
@@ -3751,6 +3751,18 @@
               <w:jc w:val="center"/>
             </w:pPr>
             <w:r>
+              <w:t xml:space="preserve">(0.006)</w:t>
+            </w:r>
+          </w:p>
+        </w:tc>
+        <w:tc>
+          <w:tcPr/>
+          <w:p>
+            <w:pPr>
+              <w:pStyle w:val="Compact"/>
+              <w:jc w:val="center"/>
+            </w:pPr>
+            <w:r>
               <w:t xml:space="preserve">(0.008)</w:t>
             </w:r>
           </w:p>
@@ -3763,19 +3775,7 @@
               <w:jc w:val="center"/>
             </w:pPr>
             <w:r>
-              <w:t xml:space="preserve">(0.008)</w:t>
-            </w:r>
-          </w:p>
-        </w:tc>
-        <w:tc>
-          <w:tcPr/>
-          <w:p>
-            <w:pPr>
-              <w:pStyle w:val="Compact"/>
-              <w:jc w:val="center"/>
-            </w:pPr>
-            <w:r>
-              <w:t xml:space="preserve">(0.008)</w:t>
+              <w:t xml:space="preserve">(0.006)</w:t>
             </w:r>
           </w:p>
         </w:tc>

--- a/_manuscript/index.docx
+++ b/_manuscript/index.docx
@@ -39,7 +39,7 @@
         <w:pStyle w:val="Date"/>
       </w:pPr>
       <w:r>
-        <w:t xml:space="preserve">2026-04-15</w:t>
+        <w:t xml:space="preserve">2026-04-16</w:t>
       </w:r>
     </w:p>
     <w:p>
@@ -283,7 +283,7 @@
             <w:r>
               <w:drawing>
                 <wp:inline>
-                  <wp:extent cx="5334000" cy="3524586"/>
+                  <wp:extent cx="5334000" cy="3535920"/>
                   <wp:effectExtent b="0" l="0" r="0" t="0"/>
                   <wp:docPr descr="" title="" id="14" name="Picture"/>
                   <a:graphic>
@@ -304,7 +304,7 @@
                         <pic:spPr bwMode="auto">
                           <a:xfrm>
                             <a:off x="0" y="0"/>
-                            <a:ext cx="5334000" cy="3524586"/>
+                            <a:ext cx="5334000" cy="3535920"/>
                           </a:xfrm>
                           <a:prstGeom prst="rect">
                             <a:avLst/>
@@ -370,7 +370,7 @@
             <w:r>
               <w:drawing>
                 <wp:inline>
-                  <wp:extent cx="5334000" cy="3524586"/>
+                  <wp:extent cx="5334000" cy="3535920"/>
                   <wp:effectExtent b="0" l="0" r="0" t="0"/>
                   <wp:docPr descr="" title="" id="18" name="Picture"/>
                   <a:graphic>
@@ -391,7 +391,7 @@
                         <pic:spPr bwMode="auto">
                           <a:xfrm>
                             <a:off x="0" y="0"/>
-                            <a:ext cx="5334000" cy="3524586"/>
+                            <a:ext cx="5334000" cy="3535920"/>
                           </a:xfrm>
                           <a:prstGeom prst="rect">
                             <a:avLst/>
@@ -457,7 +457,7 @@
             <w:r>
               <w:drawing>
                 <wp:inline>
-                  <wp:extent cx="4557637" cy="3576213"/>
+                  <wp:extent cx="4556709" cy="3578086"/>
                   <wp:effectExtent b="0" l="0" r="0" t="0"/>
                   <wp:docPr descr="" title="" id="22" name="Picture"/>
                   <a:graphic>
@@ -478,7 +478,7 @@
                         <pic:spPr bwMode="auto">
                           <a:xfrm>
                             <a:off x="0" y="0"/>
-                            <a:ext cx="4557637" cy="3576213"/>
+                            <a:ext cx="4556709" cy="3578086"/>
                           </a:xfrm>
                           <a:prstGeom prst="rect">
                             <a:avLst/>

--- a/_manuscript/index.docx
+++ b/_manuscript/index.docx
@@ -213,7 +213,7 @@
       </w:r>
     </w:p>
     <w:bookmarkEnd w:id="11"/>
-    <w:bookmarkStart w:id="27" w:name="sec-data"/>
+    <w:bookmarkStart w:id="30" w:name="sec-data"/>
     <w:p>
       <w:pPr>
         <w:pStyle w:val="Heading2"/>
@@ -222,7 +222,7 @@
         <w:t xml:space="preserve">Data and methods</w:t>
       </w:r>
     </w:p>
-    <w:bookmarkStart w:id="25" w:name="data"/>
+    <w:bookmarkStart w:id="28" w:name="data"/>
     <w:p>
       <w:pPr>
         <w:pStyle w:val="Heading3"/>
@@ -274,7 +274,7 @@
       <w:tr>
         <w:tc>
           <w:tcPr/>
-          <w:bookmarkStart w:id="16" w:name="fig-growth-time"/>
+          <w:bookmarkStart w:id="17" w:name="fig-growth-time"/>
           <w:p>
             <w:pPr>
               <w:pStyle w:val="Compact"/>
@@ -283,20 +283,29 @@
             <w:r>
               <w:drawing>
                 <wp:inline>
-                  <wp:extent cx="5334000" cy="3535920"/>
+                  <wp:extent cx="5334000" cy="3524586"/>
                   <wp:effectExtent b="0" l="0" r="0" t="0"/>
                   <wp:docPr descr="" title="" id="14" name="Picture"/>
                   <a:graphic>
                     <a:graphicData uri="http://schemas.openxmlformats.org/drawingml/2006/picture">
                       <pic:pic>
                         <pic:nvPicPr>
-                          <pic:cNvPr descr="index_files/figure-docx/notebooks-notebook-01-fig-growth-time-output-1.png" id="15" name="Picture"/>
+                          <pic:cNvPr descr="index_files/figure-docx/notebooks-notebook-01-fig-growth-time-output-1.svg" id="15" name="Picture"/>
                           <pic:cNvPicPr>
                             <a:picLocks noChangeArrowheads="1" noChangeAspect="1"/>
                           </pic:cNvPicPr>
                         </pic:nvPicPr>
                         <pic:blipFill>
-                          <a:blip r:embed="rId13"/>
+                          <a:blip r:embed="rId16">
+                            <a:extLst>
+                              <a:ext uri="{28A0092B-C50C-407E-A947-70E740481C1C}">
+                                <a14:useLocalDpi xmlns:a14="http://schemas.microsoft.com/office/drawing/2010/main" val="0"/>
+                              </a:ext>
+                              <a:ext uri="{96DAC541-7B7A-43D3-8B79-37D633B846F1}">
+                                <asvg:svgBlip xmlns:asvg="http://schemas.microsoft.com/office/drawing/2016/SVG/main" r:embed="rId13"/>
+                              </a:ext>
+                            </a:extLst>
+                          </a:blip>
                           <a:stretch>
                             <a:fillRect/>
                           </a:stretch>
@@ -304,7 +313,7 @@
                         <pic:spPr bwMode="auto">
                           <a:xfrm>
                             <a:off x="0" y="0"/>
-                            <a:ext cx="5334000" cy="3535920"/>
+                            <a:ext cx="5334000" cy="3524586"/>
                           </a:xfrm>
                           <a:prstGeom prst="rect">
                             <a:avLst/>
@@ -336,7 +345,7 @@
               <w:t xml:space="preserve">Figure 1: Distribution of GDP per capita growth rates by period.</w:t>
             </w:r>
           </w:p>
-          <w:bookmarkEnd w:id="16"/>
+          <w:bookmarkEnd w:id="17"/>
         </w:tc>
       </w:tr>
     </w:tbl>
@@ -361,7 +370,7 @@
       <w:tr>
         <w:tc>
           <w:tcPr/>
-          <w:bookmarkStart w:id="20" w:name="fig-convergence"/>
+          <w:bookmarkStart w:id="22" w:name="fig-convergence"/>
           <w:p>
             <w:pPr>
               <w:pStyle w:val="Compact"/>
@@ -370,20 +379,29 @@
             <w:r>
               <w:drawing>
                 <wp:inline>
-                  <wp:extent cx="5334000" cy="3535920"/>
+                  <wp:extent cx="5334000" cy="3524586"/>
                   <wp:effectExtent b="0" l="0" r="0" t="0"/>
-                  <wp:docPr descr="" title="" id="18" name="Picture"/>
+                  <wp:docPr descr="" title="" id="19" name="Picture"/>
                   <a:graphic>
                     <a:graphicData uri="http://schemas.openxmlformats.org/drawingml/2006/picture">
                       <pic:pic>
                         <pic:nvPicPr>
-                          <pic:cNvPr descr="index_files/figure-docx/notebooks-notebook-01-fig-convergence-output-1.png" id="19" name="Picture"/>
+                          <pic:cNvPr descr="index_files/figure-docx/notebooks-notebook-01-fig-convergence-output-1.svg" id="20" name="Picture"/>
                           <pic:cNvPicPr>
                             <a:picLocks noChangeArrowheads="1" noChangeAspect="1"/>
                           </pic:cNvPicPr>
                         </pic:nvPicPr>
                         <pic:blipFill>
-                          <a:blip r:embed="rId17"/>
+                          <a:blip r:embed="rId21">
+                            <a:extLst>
+                              <a:ext uri="{28A0092B-C50C-407E-A947-70E740481C1C}">
+                                <a14:useLocalDpi xmlns:a14="http://schemas.microsoft.com/office/drawing/2010/main" val="0"/>
+                              </a:ext>
+                              <a:ext uri="{96DAC541-7B7A-43D3-8B79-37D633B846F1}">
+                                <asvg:svgBlip xmlns:asvg="http://schemas.microsoft.com/office/drawing/2016/SVG/main" r:embed="rId18"/>
+                              </a:ext>
+                            </a:extLst>
+                          </a:blip>
                           <a:stretch>
                             <a:fillRect/>
                           </a:stretch>
@@ -391,7 +409,7 @@
                         <pic:spPr bwMode="auto">
                           <a:xfrm>
                             <a:off x="0" y="0"/>
-                            <a:ext cx="5334000" cy="3535920"/>
+                            <a:ext cx="5334000" cy="3524586"/>
                           </a:xfrm>
                           <a:prstGeom prst="rect">
                             <a:avLst/>
@@ -423,7 +441,7 @@
               <w:t xml:space="preserve">Figure 2: Conditional convergence: GDP growth vs. initial income level.</w:t>
             </w:r>
           </w:p>
-          <w:bookmarkEnd w:id="20"/>
+          <w:bookmarkEnd w:id="22"/>
         </w:tc>
       </w:tr>
     </w:tbl>
@@ -448,7 +466,7 @@
       <w:tr>
         <w:tc>
           <w:tcPr/>
-          <w:bookmarkStart w:id="24" w:name="fig-correlation"/>
+          <w:bookmarkStart w:id="27" w:name="fig-correlation"/>
           <w:p>
             <w:pPr>
               <w:pStyle w:val="Compact"/>
@@ -457,20 +475,29 @@
             <w:r>
               <w:drawing>
                 <wp:inline>
-                  <wp:extent cx="4556709" cy="3578086"/>
+                  <wp:extent cx="4533900" cy="3552825"/>
                   <wp:effectExtent b="0" l="0" r="0" t="0"/>
-                  <wp:docPr descr="" title="" id="22" name="Picture"/>
+                  <wp:docPr descr="" title="" id="24" name="Picture"/>
                   <a:graphic>
                     <a:graphicData uri="http://schemas.openxmlformats.org/drawingml/2006/picture">
                       <pic:pic>
                         <pic:nvPicPr>
-                          <pic:cNvPr descr="index_files/figure-docx/notebooks-notebook-01-fig-correlation-output-1.png" id="23" name="Picture"/>
+                          <pic:cNvPr descr="index_files/figure-docx/notebooks-notebook-01-fig-correlation-output-1.svg" id="25" name="Picture"/>
                           <pic:cNvPicPr>
                             <a:picLocks noChangeArrowheads="1" noChangeAspect="1"/>
                           </pic:cNvPicPr>
                         </pic:nvPicPr>
                         <pic:blipFill>
-                          <a:blip r:embed="rId21"/>
+                          <a:blip r:embed="rId26">
+                            <a:extLst>
+                              <a:ext uri="{28A0092B-C50C-407E-A947-70E740481C1C}">
+                                <a14:useLocalDpi xmlns:a14="http://schemas.microsoft.com/office/drawing/2010/main" val="0"/>
+                              </a:ext>
+                              <a:ext uri="{96DAC541-7B7A-43D3-8B79-37D633B846F1}">
+                                <asvg:svgBlip xmlns:asvg="http://schemas.microsoft.com/office/drawing/2016/SVG/main" r:embed="rId23"/>
+                              </a:ext>
+                            </a:extLst>
+                          </a:blip>
                           <a:stretch>
                             <a:fillRect/>
                           </a:stretch>
@@ -478,7 +505,7 @@
                         <pic:spPr bwMode="auto">
                           <a:xfrm>
                             <a:off x="0" y="0"/>
-                            <a:ext cx="4556709" cy="3578086"/>
+                            <a:ext cx="4533900" cy="3552825"/>
                           </a:xfrm>
                           <a:prstGeom prst="rect">
                             <a:avLst/>
@@ -510,7 +537,7 @@
               <w:t xml:space="preserve">Figure 3: Pairwise correlations between panel variables.</w:t>
             </w:r>
           </w:p>
-          <w:bookmarkEnd w:id="24"/>
+          <w:bookmarkEnd w:id="27"/>
         </w:tc>
       </w:tr>
     </w:tbl>
@@ -1690,8 +1717,8 @@
         <w:t xml:space="preserve">Summary statistics for 40 countries at two points in time (1990 and 2015). GDP growth in percentage points. Investment and trade openness as shares of GDP. IQR = interquartile range.</w:t>
       </w:r>
     </w:p>
-    <w:bookmarkEnd w:id="25"/>
-    <w:bookmarkStart w:id="26" w:name="methods"/>
+    <w:bookmarkEnd w:id="28"/>
+    <w:bookmarkStart w:id="29" w:name="methods"/>
     <w:p>
       <w:pPr>
         <w:pStyle w:val="Heading3"/>
@@ -2041,9 +2068,9 @@
         <w:t xml:space="preserve">captures time fixed effects. We report four specifications: pooled OLS, country FE, time FE, and two-way FE. Standard errors are clustered by country in all models.</w:t>
       </w:r>
     </w:p>
-    <w:bookmarkEnd w:id="26"/>
-    <w:bookmarkEnd w:id="27"/>
-    <w:bookmarkStart w:id="30" w:name="sec-results"/>
+    <w:bookmarkEnd w:id="29"/>
+    <w:bookmarkEnd w:id="30"/>
+    <w:bookmarkStart w:id="33" w:name="sec-results"/>
     <w:p>
       <w:pPr>
         <w:pStyle w:val="Heading2"/>
@@ -3071,7 +3098,7 @@
       <w:r>
         <w:t xml:space="preserve">The results are replicated in R (</w:t>
       </w:r>
-      <w:hyperlink r:id="rId28">
+      <w:hyperlink r:id="rId31">
         <w:r>
           <w:rPr>
             <w:rStyle w:val="Hyperlink"/>
@@ -3082,7 +3109,7 @@
       <w:r>
         <w:t xml:space="preserve">) and Stata (</w:t>
       </w:r>
-      <w:hyperlink r:id="rId29">
+      <w:hyperlink r:id="rId32">
         <w:r>
           <w:rPr>
             <w:rStyle w:val="Hyperlink"/>
@@ -5116,8 +5143,8 @@
         <w:t xml:space="preserve">[FILL: Discuss implications and compare with existing literature.]</w:t>
       </w:r>
     </w:p>
-    <w:bookmarkEnd w:id="30"/>
-    <w:bookmarkStart w:id="31" w:name="sec-conclusion"/>
+    <w:bookmarkEnd w:id="33"/>
+    <w:bookmarkStart w:id="34" w:name="sec-conclusion"/>
     <w:p>
       <w:pPr>
         <w:pStyle w:val="Heading2"/>
@@ -5142,8 +5169,8 @@
         <w:t xml:space="preserve">[FILL: Discuss limitations and directions for future research.]</w:t>
       </w:r>
     </w:p>
-    <w:bookmarkEnd w:id="31"/>
-    <w:bookmarkStart w:id="32" w:name="acknowledgments"/>
+    <w:bookmarkEnd w:id="34"/>
+    <w:bookmarkStart w:id="35" w:name="acknowledgments"/>
     <w:p>
       <w:pPr>
         <w:pStyle w:val="Heading2"/>
@@ -5160,8 +5187,8 @@
         <w:t xml:space="preserve">[FILL: Acknowledge funding sources, collaborators, and data providers.]</w:t>
       </w:r>
     </w:p>
-    <w:bookmarkEnd w:id="32"/>
-    <w:bookmarkStart w:id="33" w:name="data-and-code-availability"/>
+    <w:bookmarkEnd w:id="35"/>
+    <w:bookmarkStart w:id="36" w:name="data-and-code-availability"/>
     <w:p>
       <w:pPr>
         <w:pStyle w:val="Heading2"/>
@@ -5178,8 +5205,8 @@
         <w:t xml:space="preserve">The data and code used in this study are available at [FILL: repository URL].</w:t>
       </w:r>
     </w:p>
-    <w:bookmarkEnd w:id="33"/>
-    <w:bookmarkStart w:id="36" w:name="references"/>
+    <w:bookmarkEnd w:id="36"/>
+    <w:bookmarkStart w:id="39" w:name="references"/>
     <w:p>
       <w:pPr>
         <w:pStyle w:val="Heading2"/>
@@ -5188,8 +5215,8 @@
         <w:t xml:space="preserve">References</w:t>
       </w:r>
     </w:p>
-    <w:bookmarkStart w:id="35" w:name="refs"/>
-    <w:bookmarkStart w:id="34" w:name="ref-keola2015monitoring"/>
+    <w:bookmarkStart w:id="38" w:name="refs"/>
+    <w:bookmarkStart w:id="37" w:name="ref-keola2015monitoring"/>
     <w:p>
       <w:pPr>
         <w:pStyle w:val="Bibliography"/>
@@ -5220,9 +5247,9 @@
         <w:t xml:space="preserve">66: 322–34.</w:t>
       </w:r>
     </w:p>
-    <w:bookmarkEnd w:id="34"/>
-    <w:bookmarkEnd w:id="35"/>
-    <w:bookmarkEnd w:id="36"/>
+    <w:bookmarkEnd w:id="37"/>
+    <w:bookmarkEnd w:id="38"/>
+    <w:bookmarkEnd w:id="39"/>
     <w:sectPr>
       <w:footnotePr>
         <w:numRestart w:val="eachSect"/>
